--- a/downloads/documents/04 Units/Unit 01 - Nutrition and Wellness - Kitchen Skills and Smart Eating/Vocabulary 01.docx
+++ b/downloads/documents/04 Units/Unit 01 - Nutrition and Wellness - Kitchen Skills and Smart Eating/Vocabulary 01.docx
@@ -17,7 +17,7 @@
         <w:pStyle w:val="FirstParagraph"/>
       </w:pPr>
       <w:r>
-        <w:t xml:space="preserve">Unit 1, Nutrition and Wellness. The unit’s Tier 3 words across the four topics, with a one-line definition written for a grade 6 to 7 reader and columns for Turkish, Portuguese, and Spanish.</w:t>
+        <w:t xml:space="preserve">Unit 1, Nutrition and Wellness. The unit’s Tier 3 words across the four topics, with a one-line definition written for a grade 6 to 7 reader and a Spanish column.</w:t>
       </w:r>
     </w:p>
     <w:p>
@@ -34,7 +34,7 @@
         <w:t xml:space="preserve"> </w:t>
       </w:r>
       <w:r>
-        <w:t xml:space="preserve">The Turkish, Portuguese, and Spanish columns are my best working translations and have not been verified by a native speaker. Use them for word banks and picture cards; have a native speaker, a bilingual colleague, or the ENL teacher check the whole table once before it is printed for students. Where a term is a kitchen convention rather than a plain word (mise en place, tsp, FIFO), the translation gives the meaning, and the English term stays on the card too, because students will see it in every recipe.</w:t>
+        <w:t xml:space="preserve">The Spanish column is my best working translation and has not been verified by a native speaker. Use it for word banks and picture cards; have a native speaker, a bilingual colleague, or the ENL teacher check the whole table once before it is printed for students. Where a term is a kitchen convention rather than a plain word (mise en place, tsp, FIFO), the translation gives the meaning, and the English term stays on the card too, because students will see it in every recipe.</w:t>
       </w:r>
     </w:p>
     <w:p>
@@ -42,7 +42,7 @@
         <w:pStyle w:val="BodyText"/>
       </w:pPr>
       <w:r>
-        <w:t xml:space="preserve">How lessons use this file: each lesson names its own Tier 3 words; the handout for that lesson carries a word bank pulled from this table in the three languages. The site’s Materials page prints this table as picture-ready cards.</w:t>
+        <w:t xml:space="preserve">How lessons use this file: each lesson names its own Tier 3 words; the handout for that lesson carries a word bank pulled from this table in both languages. The site’s Materials page prints this table as picture-ready cards.</w:t>
       </w:r>
     </w:p>
     <w:p>
@@ -58,17 +58,15 @@
     <w:tbl>
       <w:tblPr>
         <w:tblStyle w:val="Table"/>
-        <w:tblW w:type="pct" w:w="4999.999999999999"/>
+        <w:tblW w:type="pct" w:w="5000.0"/>
         <w:tblLook w:firstRow="1"/>
       </w:tblPr>
       <w:tblGrid>
-        <w:gridCol w:w="1131"/>
-        <w:gridCol w:w="1131"/>
-        <w:gridCol w:w="1131"/>
-        <w:gridCol w:w="1131"/>
-        <w:gridCol w:w="1131"/>
-        <w:gridCol w:w="1131"/>
-        <w:gridCol w:w="1131"/>
+        <w:gridCol w:w="1584"/>
+        <w:gridCol w:w="1584"/>
+        <w:gridCol w:w="1584"/>
+        <w:gridCol w:w="1584"/>
+        <w:gridCol w:w="1584"/>
       </w:tblGrid>
       <w:tr>
         <w:trPr>
@@ -155,40 +153,6 @@
               <w:jc w:val="left"/>
             </w:pPr>
             <w:r>
-              <w:t xml:space="preserve">Turkish</w:t>
-            </w:r>
-          </w:p>
-        </w:tc>
-        <w:tc>
-          <w:tcPr>
-            <w:tcBorders>
-              <w:bottom w:val="single"/>
-            </w:tcBorders>
-            <w:vAlign w:val="bottom"/>
-          </w:tcPr>
-          <w:p>
-            <w:pPr>
-              <w:pStyle w:val="Compact"/>
-              <w:jc w:val="left"/>
-            </w:pPr>
-            <w:r>
-              <w:t xml:space="preserve">Portuguese</w:t>
-            </w:r>
-          </w:p>
-        </w:tc>
-        <w:tc>
-          <w:tcPr>
-            <w:tcBorders>
-              <w:bottom w:val="single"/>
-            </w:tcBorders>
-            <w:vAlign w:val="bottom"/>
-          </w:tcPr>
-          <w:p>
-            <w:pPr>
-              <w:pStyle w:val="Compact"/>
-              <w:jc w:val="left"/>
-            </w:pPr>
-            <w:r>
               <w:t xml:space="preserve">Spanish</w:t>
             </w:r>
           </w:p>
@@ -246,28 +210,6 @@
               <w:jc w:val="left"/>
             </w:pPr>
             <w:r>
-              <w:t xml:space="preserve">tehlike</w:t>
-            </w:r>
-          </w:p>
-        </w:tc>
-        <w:tc>
-          <w:p>
-            <w:pPr>
-              <w:pStyle w:val="Compact"/>
-              <w:jc w:val="left"/>
-            </w:pPr>
-            <w:r>
-              <w:t xml:space="preserve">perigo</w:t>
-            </w:r>
-          </w:p>
-        </w:tc>
-        <w:tc>
-          <w:p>
-            <w:pPr>
-              <w:pStyle w:val="Compact"/>
-              <w:jc w:val="left"/>
-            </w:pPr>
-            <w:r>
               <w:t xml:space="preserve">peligro</w:t>
             </w:r>
           </w:p>
@@ -325,28 +267,6 @@
               <w:jc w:val="left"/>
             </w:pPr>
             <w:r>
-              <w:t xml:space="preserve">hijyen (sanitasyon)</w:t>
-            </w:r>
-          </w:p>
-        </w:tc>
-        <w:tc>
-          <w:p>
-            <w:pPr>
-              <w:pStyle w:val="Compact"/>
-              <w:jc w:val="left"/>
-            </w:pPr>
-            <w:r>
-              <w:t xml:space="preserve">higienização</w:t>
-            </w:r>
-          </w:p>
-        </w:tc>
-        <w:tc>
-          <w:p>
-            <w:pPr>
-              <w:pStyle w:val="Compact"/>
-              <w:jc w:val="left"/>
-            </w:pPr>
-            <w:r>
               <w:t xml:space="preserve">saneamiento (higiene)</w:t>
             </w:r>
           </w:p>
@@ -404,28 +324,6 @@
               <w:jc w:val="left"/>
             </w:pPr>
             <w:r>
-              <w:t xml:space="preserve">çapraz bulaşma</w:t>
-            </w:r>
-          </w:p>
-        </w:tc>
-        <w:tc>
-          <w:p>
-            <w:pPr>
-              <w:pStyle w:val="Compact"/>
-              <w:jc w:val="left"/>
-            </w:pPr>
-            <w:r>
-              <w:t xml:space="preserve">contaminação cruzada</w:t>
-            </w:r>
-          </w:p>
-        </w:tc>
-        <w:tc>
-          <w:p>
-            <w:pPr>
-              <w:pStyle w:val="Compact"/>
-              <w:jc w:val="left"/>
-            </w:pPr>
-            <w:r>
               <w:t xml:space="preserve">contaminación cruzada</w:t>
             </w:r>
           </w:p>
@@ -483,28 +381,6 @@
               <w:jc w:val="left"/>
             </w:pPr>
             <w:r>
-              <w:t xml:space="preserve">tehlike bölgesi</w:t>
-            </w:r>
-          </w:p>
-        </w:tc>
-        <w:tc>
-          <w:p>
-            <w:pPr>
-              <w:pStyle w:val="Compact"/>
-              <w:jc w:val="left"/>
-            </w:pPr>
-            <w:r>
-              <w:t xml:space="preserve">zona de perigo</w:t>
-            </w:r>
-          </w:p>
-        </w:tc>
-        <w:tc>
-          <w:p>
-            <w:pPr>
-              <w:pStyle w:val="Compact"/>
-              <w:jc w:val="left"/>
-            </w:pPr>
-            <w:r>
               <w:t xml:space="preserve">zona de peligro</w:t>
             </w:r>
           </w:p>
@@ -562,28 +438,6 @@
               <w:jc w:val="left"/>
             </w:pPr>
             <w:r>
-              <w:t xml:space="preserve">gıda kaynaklı hastalık</w:t>
-            </w:r>
-          </w:p>
-        </w:tc>
-        <w:tc>
-          <w:p>
-            <w:pPr>
-              <w:pStyle w:val="Compact"/>
-              <w:jc w:val="left"/>
-            </w:pPr>
-            <w:r>
-              <w:t xml:space="preserve">doença transmitida por alimentos</w:t>
-            </w:r>
-          </w:p>
-        </w:tc>
-        <w:tc>
-          <w:p>
-            <w:pPr>
-              <w:pStyle w:val="Compact"/>
-              <w:jc w:val="left"/>
-            </w:pPr>
-            <w:r>
               <w:t xml:space="preserve">enfermedad transmitida por alimentos</w:t>
             </w:r>
           </w:p>
@@ -659,28 +513,6 @@
               <w:jc w:val="left"/>
             </w:pPr>
             <w:r>
-              <w:t xml:space="preserve">mise en place (her şey yerinde)</w:t>
-            </w:r>
-          </w:p>
-        </w:tc>
-        <w:tc>
-          <w:p>
-            <w:pPr>
-              <w:pStyle w:val="Compact"/>
-              <w:jc w:val="left"/>
-            </w:pPr>
-            <w:r>
-              <w:t xml:space="preserve">mise en place (tudo no lugar)</w:t>
-            </w:r>
-          </w:p>
-        </w:tc>
-        <w:tc>
-          <w:p>
-            <w:pPr>
-              <w:pStyle w:val="Compact"/>
-              <w:jc w:val="left"/>
-            </w:pPr>
-            <w:r>
               <w:t xml:space="preserve">mise en place (todo en su lugar)</w:t>
             </w:r>
           </w:p>
@@ -738,28 +570,6 @@
               <w:jc w:val="left"/>
             </w:pPr>
             <w:r>
-              <w:t xml:space="preserve">verim (tarifin kaç porsiyon verdiği)</w:t>
-            </w:r>
-          </w:p>
-        </w:tc>
-        <w:tc>
-          <w:p>
-            <w:pPr>
-              <w:pStyle w:val="Compact"/>
-              <w:jc w:val="left"/>
-            </w:pPr>
-            <w:r>
-              <w:t xml:space="preserve">rendimento</w:t>
-            </w:r>
-          </w:p>
-        </w:tc>
-        <w:tc>
-          <w:p>
-            <w:pPr>
-              <w:pStyle w:val="Compact"/>
-              <w:jc w:val="left"/>
-            </w:pPr>
-            <w:r>
               <w:t xml:space="preserve">rendimiento</w:t>
             </w:r>
           </w:p>
@@ -817,28 +627,6 @@
               <w:jc w:val="left"/>
             </w:pPr>
             <w:r>
-              <w:t xml:space="preserve">çay kaşığı (tsp)</w:t>
-            </w:r>
-          </w:p>
-        </w:tc>
-        <w:tc>
-          <w:p>
-            <w:pPr>
-              <w:pStyle w:val="Compact"/>
-              <w:jc w:val="left"/>
-            </w:pPr>
-            <w:r>
-              <w:t xml:space="preserve">colher de chá (tsp)</w:t>
-            </w:r>
-          </w:p>
-        </w:tc>
-        <w:tc>
-          <w:p>
-            <w:pPr>
-              <w:pStyle w:val="Compact"/>
-              <w:jc w:val="left"/>
-            </w:pPr>
-            <w:r>
               <w:t xml:space="preserve">cucharadita (tsp)</w:t>
             </w:r>
           </w:p>
@@ -896,28 +684,6 @@
               <w:jc w:val="left"/>
             </w:pPr>
             <w:r>
-              <w:t xml:space="preserve">yemek kaşığı (Tbsp)</w:t>
-            </w:r>
-          </w:p>
-        </w:tc>
-        <w:tc>
-          <w:p>
-            <w:pPr>
-              <w:pStyle w:val="Compact"/>
-              <w:jc w:val="left"/>
-            </w:pPr>
-            <w:r>
-              <w:t xml:space="preserve">colher de sopa (Tbsp)</w:t>
-            </w:r>
-          </w:p>
-        </w:tc>
-        <w:tc>
-          <w:p>
-            <w:pPr>
-              <w:pStyle w:val="Compact"/>
-              <w:jc w:val="left"/>
-            </w:pPr>
-            <w:r>
               <w:t xml:space="preserve">cucharada (Tbsp)</w:t>
             </w:r>
           </w:p>
@@ -975,28 +741,6 @@
               <w:jc w:val="left"/>
             </w:pPr>
             <w:r>
-              <w:t xml:space="preserve">düzlemek (üstünü sıyırmak)</w:t>
-            </w:r>
-          </w:p>
-        </w:tc>
-        <w:tc>
-          <w:p>
-            <w:pPr>
-              <w:pStyle w:val="Compact"/>
-              <w:jc w:val="left"/>
-            </w:pPr>
-            <w:r>
-              <w:t xml:space="preserve">nivelar</w:t>
-            </w:r>
-          </w:p>
-        </w:tc>
-        <w:tc>
-          <w:p>
-            <w:pPr>
-              <w:pStyle w:val="Compact"/>
-              <w:jc w:val="left"/>
-            </w:pPr>
-            <w:r>
               <w:t xml:space="preserve">nivelar (rasar)</w:t>
             </w:r>
           </w:p>
@@ -1054,32 +798,10 @@
               <w:jc w:val="left"/>
             </w:pPr>
             <w:r>
-              <w:t xml:space="preserve">sıvı ölçüsü</w:t>
-            </w:r>
-          </w:p>
-        </w:tc>
-        <w:tc>
-          <w:p>
-            <w:pPr>
-              <w:pStyle w:val="Compact"/>
-              <w:jc w:val="left"/>
-            </w:pPr>
-            <w:r>
               <w:t xml:space="preserve">medida de líquidos</w:t>
             </w:r>
           </w:p>
         </w:tc>
-        <w:tc>
-          <w:p>
-            <w:pPr>
-              <w:pStyle w:val="Compact"/>
-              <w:jc w:val="left"/>
-            </w:pPr>
-            <w:r>
-              <w:t xml:space="preserve">medida de líquidos</w:t>
-            </w:r>
-          </w:p>
-        </w:tc>
       </w:tr>
       <w:tr>
         <w:tc>
@@ -1133,32 +855,10 @@
               <w:jc w:val="left"/>
             </w:pPr>
             <w:r>
-              <w:t xml:space="preserve">kuru ölçü</w:t>
-            </w:r>
-          </w:p>
-        </w:tc>
-        <w:tc>
-          <w:p>
-            <w:pPr>
-              <w:pStyle w:val="Compact"/>
-              <w:jc w:val="left"/>
-            </w:pPr>
-            <w:r>
               <w:t xml:space="preserve">medida de secos</w:t>
             </w:r>
           </w:p>
         </w:tc>
-        <w:tc>
-          <w:p>
-            <w:pPr>
-              <w:pStyle w:val="Compact"/>
-              <w:jc w:val="left"/>
-            </w:pPr>
-            <w:r>
-              <w:t xml:space="preserve">medida de secos</w:t>
-            </w:r>
-          </w:p>
-        </w:tc>
       </w:tr>
       <w:tr>
         <w:tc>
@@ -1212,32 +912,10 @@
               <w:jc w:val="left"/>
             </w:pPr>
             <w:r>
-              <w:t xml:space="preserve">eşdeğer</w:t>
-            </w:r>
-          </w:p>
-        </w:tc>
-        <w:tc>
-          <w:p>
-            <w:pPr>
-              <w:pStyle w:val="Compact"/>
-              <w:jc w:val="left"/>
-            </w:pPr>
-            <w:r>
               <w:t xml:space="preserve">equivalente</w:t>
             </w:r>
           </w:p>
         </w:tc>
-        <w:tc>
-          <w:p>
-            <w:pPr>
-              <w:pStyle w:val="Compact"/>
-              <w:jc w:val="left"/>
-            </w:pPr>
-            <w:r>
-              <w:t xml:space="preserve">equivalente</w:t>
-            </w:r>
-          </w:p>
-        </w:tc>
       </w:tr>
       <w:tr>
         <w:tc>
@@ -1291,32 +969,10 @@
               <w:jc w:val="left"/>
             </w:pPr>
             <w:r>
-              <w:t xml:space="preserve">besin öğesi</w:t>
-            </w:r>
-          </w:p>
-        </w:tc>
-        <w:tc>
-          <w:p>
-            <w:pPr>
-              <w:pStyle w:val="Compact"/>
-              <w:jc w:val="left"/>
-            </w:pPr>
-            <w:r>
               <w:t xml:space="preserve">nutriente</w:t>
             </w:r>
           </w:p>
         </w:tc>
-        <w:tc>
-          <w:p>
-            <w:pPr>
-              <w:pStyle w:val="Compact"/>
-              <w:jc w:val="left"/>
-            </w:pPr>
-            <w:r>
-              <w:t xml:space="preserve">nutriente</w:t>
-            </w:r>
-          </w:p>
-        </w:tc>
       </w:tr>
       <w:tr>
         <w:tc>
@@ -1370,28 +1026,6 @@
               <w:jc w:val="left"/>
             </w:pPr>
             <w:r>
-              <w:t xml:space="preserve">karbonhidrat</w:t>
-            </w:r>
-          </w:p>
-        </w:tc>
-        <w:tc>
-          <w:p>
-            <w:pPr>
-              <w:pStyle w:val="Compact"/>
-              <w:jc w:val="left"/>
-            </w:pPr>
-            <w:r>
-              <w:t xml:space="preserve">carboidrato</w:t>
-            </w:r>
-          </w:p>
-        </w:tc>
-        <w:tc>
-          <w:p>
-            <w:pPr>
-              <w:pStyle w:val="Compact"/>
-              <w:jc w:val="left"/>
-            </w:pPr>
-            <w:r>
               <w:t xml:space="preserve">carbohidrato</w:t>
             </w:r>
           </w:p>
@@ -1449,32 +1083,10 @@
               <w:jc w:val="left"/>
             </w:pPr>
             <w:r>
-              <w:t xml:space="preserve">protein</w:t>
-            </w:r>
-          </w:p>
-        </w:tc>
-        <w:tc>
-          <w:p>
-            <w:pPr>
-              <w:pStyle w:val="Compact"/>
-              <w:jc w:val="left"/>
-            </w:pPr>
-            <w:r>
               <w:t xml:space="preserve">proteína</w:t>
             </w:r>
           </w:p>
         </w:tc>
-        <w:tc>
-          <w:p>
-            <w:pPr>
-              <w:pStyle w:val="Compact"/>
-              <w:jc w:val="left"/>
-            </w:pPr>
-            <w:r>
-              <w:t xml:space="preserve">proteína</w:t>
-            </w:r>
-          </w:p>
-        </w:tc>
       </w:tr>
       <w:tr>
         <w:tc>
@@ -1528,28 +1140,6 @@
               <w:jc w:val="left"/>
             </w:pPr>
             <w:r>
-              <w:t xml:space="preserve">yağ</w:t>
-            </w:r>
-          </w:p>
-        </w:tc>
-        <w:tc>
-          <w:p>
-            <w:pPr>
-              <w:pStyle w:val="Compact"/>
-              <w:jc w:val="left"/>
-            </w:pPr>
-            <w:r>
-              <w:t xml:space="preserve">gordura</w:t>
-            </w:r>
-          </w:p>
-        </w:tc>
-        <w:tc>
-          <w:p>
-            <w:pPr>
-              <w:pStyle w:val="Compact"/>
-              <w:jc w:val="left"/>
-            </w:pPr>
-            <w:r>
               <w:t xml:space="preserve">grasa</w:t>
             </w:r>
           </w:p>
@@ -1607,32 +1197,10 @@
               <w:jc w:val="left"/>
             </w:pPr>
             <w:r>
-              <w:t xml:space="preserve">vitamin</w:t>
-            </w:r>
-          </w:p>
-        </w:tc>
-        <w:tc>
-          <w:p>
-            <w:pPr>
-              <w:pStyle w:val="Compact"/>
-              <w:jc w:val="left"/>
-            </w:pPr>
-            <w:r>
               <w:t xml:space="preserve">vitamina</w:t>
             </w:r>
           </w:p>
         </w:tc>
-        <w:tc>
-          <w:p>
-            <w:pPr>
-              <w:pStyle w:val="Compact"/>
-              <w:jc w:val="left"/>
-            </w:pPr>
-            <w:r>
-              <w:t xml:space="preserve">vitamina</w:t>
-            </w:r>
-          </w:p>
-        </w:tc>
       </w:tr>
       <w:tr>
         <w:tc>
@@ -1690,28 +1258,6 @@
             </w:r>
           </w:p>
         </w:tc>
-        <w:tc>
-          <w:p>
-            <w:pPr>
-              <w:pStyle w:val="Compact"/>
-              <w:jc w:val="left"/>
-            </w:pPr>
-            <w:r>
-              <w:t xml:space="preserve">mineral</w:t>
-            </w:r>
-          </w:p>
-        </w:tc>
-        <w:tc>
-          <w:p>
-            <w:pPr>
-              <w:pStyle w:val="Compact"/>
-              <w:jc w:val="left"/>
-            </w:pPr>
-            <w:r>
-              <w:t xml:space="preserve">mineral</w:t>
-            </w:r>
-          </w:p>
-        </w:tc>
       </w:tr>
       <w:tr>
         <w:tc>
@@ -1765,28 +1311,6 @@
               <w:jc w:val="left"/>
             </w:pPr>
             <w:r>
-              <w:t xml:space="preserve">MyPlate (Tabağım)</w:t>
-            </w:r>
-          </w:p>
-        </w:tc>
-        <w:tc>
-          <w:p>
-            <w:pPr>
-              <w:pStyle w:val="Compact"/>
-              <w:jc w:val="left"/>
-            </w:pPr>
-            <w:r>
-              <w:t xml:space="preserve">MyPlate (Meu Prato)</w:t>
-            </w:r>
-          </w:p>
-        </w:tc>
-        <w:tc>
-          <w:p>
-            <w:pPr>
-              <w:pStyle w:val="Compact"/>
-              <w:jc w:val="left"/>
-            </w:pPr>
-            <w:r>
               <w:t xml:space="preserve">MiPlato (MyPlate)</w:t>
             </w:r>
           </w:p>
@@ -1844,28 +1368,6 @@
               <w:jc w:val="left"/>
             </w:pPr>
             <w:r>
-              <w:t xml:space="preserve">porsiyon</w:t>
-            </w:r>
-          </w:p>
-        </w:tc>
-        <w:tc>
-          <w:p>
-            <w:pPr>
-              <w:pStyle w:val="Compact"/>
-              <w:jc w:val="left"/>
-            </w:pPr>
-            <w:r>
-              <w:t xml:space="preserve">porção</w:t>
-            </w:r>
-          </w:p>
-        </w:tc>
-        <w:tc>
-          <w:p>
-            <w:pPr>
-              <w:pStyle w:val="Compact"/>
-              <w:jc w:val="left"/>
-            </w:pPr>
-            <w:r>
               <w:t xml:space="preserve">porción</w:t>
             </w:r>
           </w:p>
@@ -1923,28 +1425,6 @@
               <w:jc w:val="left"/>
             </w:pPr>
             <w:r>
-              <w:t xml:space="preserve">porsiyon büyüklüğü</w:t>
-            </w:r>
-          </w:p>
-        </w:tc>
-        <w:tc>
-          <w:p>
-            <w:pPr>
-              <w:pStyle w:val="Compact"/>
-              <w:jc w:val="left"/>
-            </w:pPr>
-            <w:r>
-              <w:t xml:space="preserve">tamanho da porção</w:t>
-            </w:r>
-          </w:p>
-        </w:tc>
-        <w:tc>
-          <w:p>
-            <w:pPr>
-              <w:pStyle w:val="Compact"/>
-              <w:jc w:val="left"/>
-            </w:pPr>
-            <w:r>
               <w:t xml:space="preserve">tamaño de la porción</w:t>
             </w:r>
           </w:p>
@@ -2002,28 +1482,6 @@
               <w:jc w:val="left"/>
             </w:pPr>
             <w:r>
-              <w:t xml:space="preserve">günlük değer yüzdesi</w:t>
-            </w:r>
-          </w:p>
-        </w:tc>
-        <w:tc>
-          <w:p>
-            <w:pPr>
-              <w:pStyle w:val="Compact"/>
-              <w:jc w:val="left"/>
-            </w:pPr>
-            <w:r>
-              <w:t xml:space="preserve">percentual do valor diário</w:t>
-            </w:r>
-          </w:p>
-        </w:tc>
-        <w:tc>
-          <w:p>
-            <w:pPr>
-              <w:pStyle w:val="Compact"/>
-              <w:jc w:val="left"/>
-            </w:pPr>
-            <w:r>
               <w:t xml:space="preserve">porcentaje del valor diario</w:t>
             </w:r>
           </w:p>
@@ -2081,28 +1539,6 @@
               <w:jc w:val="left"/>
             </w:pPr>
             <w:r>
-              <w:t xml:space="preserve">sodyum</w:t>
-            </w:r>
-          </w:p>
-        </w:tc>
-        <w:tc>
-          <w:p>
-            <w:pPr>
-              <w:pStyle w:val="Compact"/>
-              <w:jc w:val="left"/>
-            </w:pPr>
-            <w:r>
-              <w:t xml:space="preserve">sódio</w:t>
-            </w:r>
-          </w:p>
-        </w:tc>
-        <w:tc>
-          <w:p>
-            <w:pPr>
-              <w:pStyle w:val="Compact"/>
-              <w:jc w:val="left"/>
-            </w:pPr>
-            <w:r>
               <w:t xml:space="preserve">sodio</w:t>
             </w:r>
           </w:p>
@@ -2160,32 +1596,10 @@
               <w:jc w:val="left"/>
             </w:pPr>
             <w:r>
-              <w:t xml:space="preserve">lif</w:t>
-            </w:r>
-          </w:p>
-        </w:tc>
-        <w:tc>
-          <w:p>
-            <w:pPr>
-              <w:pStyle w:val="Compact"/>
-              <w:jc w:val="left"/>
-            </w:pPr>
-            <w:r>
               <w:t xml:space="preserve">fibra</w:t>
             </w:r>
           </w:p>
         </w:tc>
-        <w:tc>
-          <w:p>
-            <w:pPr>
-              <w:pStyle w:val="Compact"/>
-              <w:jc w:val="left"/>
-            </w:pPr>
-            <w:r>
-              <w:t xml:space="preserve">fibra</w:t>
-            </w:r>
-          </w:p>
-        </w:tc>
       </w:tr>
       <w:tr>
         <w:tc>
@@ -2239,28 +1653,6 @@
               <w:jc w:val="left"/>
             </w:pPr>
             <w:r>
-              <w:t xml:space="preserve">ilave şeker</w:t>
-            </w:r>
-          </w:p>
-        </w:tc>
-        <w:tc>
-          <w:p>
-            <w:pPr>
-              <w:pStyle w:val="Compact"/>
-              <w:jc w:val="left"/>
-            </w:pPr>
-            <w:r>
-              <w:t xml:space="preserve">açúcar adicionado</w:t>
-            </w:r>
-          </w:p>
-        </w:tc>
-        <w:tc>
-          <w:p>
-            <w:pPr>
-              <w:pStyle w:val="Compact"/>
-              <w:jc w:val="left"/>
-            </w:pPr>
-            <w:r>
               <w:t xml:space="preserve">azúcar añadido</w:t>
             </w:r>
           </w:p>
@@ -2318,28 +1710,6 @@
               <w:jc w:val="left"/>
             </w:pPr>
             <w:r>
-              <w:t xml:space="preserve">güvenilir kaynak</w:t>
-            </w:r>
-          </w:p>
-        </w:tc>
-        <w:tc>
-          <w:p>
-            <w:pPr>
-              <w:pStyle w:val="Compact"/>
-              <w:jc w:val="left"/>
-            </w:pPr>
-            <w:r>
-              <w:t xml:space="preserve">fonte confiável</w:t>
-            </w:r>
-          </w:p>
-        </w:tc>
-        <w:tc>
-          <w:p>
-            <w:pPr>
-              <w:pStyle w:val="Compact"/>
-              <w:jc w:val="left"/>
-            </w:pPr>
-            <w:r>
               <w:t xml:space="preserve">fuente confiable</w:t>
             </w:r>
           </w:p>
@@ -2397,28 +1767,6 @@
               <w:jc w:val="left"/>
             </w:pPr>
             <w:r>
-              <w:t xml:space="preserve">birim fiyat</w:t>
-            </w:r>
-          </w:p>
-        </w:tc>
-        <w:tc>
-          <w:p>
-            <w:pPr>
-              <w:pStyle w:val="Compact"/>
-              <w:jc w:val="left"/>
-            </w:pPr>
-            <w:r>
-              <w:t xml:space="preserve">preço unitário</w:t>
-            </w:r>
-          </w:p>
-        </w:tc>
-        <w:tc>
-          <w:p>
-            <w:pPr>
-              <w:pStyle w:val="Compact"/>
-              <w:jc w:val="left"/>
-            </w:pPr>
-            <w:r>
               <w:t xml:space="preserve">precio unitario</w:t>
             </w:r>
           </w:p>
@@ -2476,28 +1824,6 @@
               <w:jc w:val="left"/>
             </w:pPr>
             <w:r>
-              <w:t xml:space="preserve">market markası</w:t>
-            </w:r>
-          </w:p>
-        </w:tc>
-        <w:tc>
-          <w:p>
-            <w:pPr>
-              <w:pStyle w:val="Compact"/>
-              <w:jc w:val="left"/>
-            </w:pPr>
-            <w:r>
-              <w:t xml:space="preserve">marca própria (da loja)</w:t>
-            </w:r>
-          </w:p>
-        </w:tc>
-        <w:tc>
-          <w:p>
-            <w:pPr>
-              <w:pStyle w:val="Compact"/>
-              <w:jc w:val="left"/>
-            </w:pPr>
-            <w:r>
               <w:t xml:space="preserve">marca de la tienda (marca propia)</w:t>
             </w:r>
           </w:p>
@@ -2555,28 +1881,6 @@
               <w:jc w:val="left"/>
             </w:pPr>
             <w:r>
-              <w:t xml:space="preserve">market broşürü (haftalık indirim kataloğu)</w:t>
-            </w:r>
-          </w:p>
-        </w:tc>
-        <w:tc>
-          <w:p>
-            <w:pPr>
-              <w:pStyle w:val="Compact"/>
-              <w:jc w:val="left"/>
-            </w:pPr>
-            <w:r>
-              <w:t xml:space="preserve">folheto de ofertas</w:t>
-            </w:r>
-          </w:p>
-        </w:tc>
-        <w:tc>
-          <w:p>
-            <w:pPr>
-              <w:pStyle w:val="Compact"/>
-              <w:jc w:val="left"/>
-            </w:pPr>
-            <w:r>
               <w:t xml:space="preserve">folleto de ofertas (circular)</w:t>
             </w:r>
           </w:p>
@@ -2634,32 +1938,10 @@
               <w:jc w:val="left"/>
             </w:pPr>
             <w:r>
-              <w:t xml:space="preserve">alışveriş listesi</w:t>
-            </w:r>
-          </w:p>
-        </w:tc>
-        <w:tc>
-          <w:p>
-            <w:pPr>
-              <w:pStyle w:val="Compact"/>
-              <w:jc w:val="left"/>
-            </w:pPr>
-            <w:r>
               <w:t xml:space="preserve">lista de compras</w:t>
             </w:r>
           </w:p>
         </w:tc>
-        <w:tc>
-          <w:p>
-            <w:pPr>
-              <w:pStyle w:val="Compact"/>
-              <w:jc w:val="left"/>
-            </w:pPr>
-            <w:r>
-              <w:t xml:space="preserve">lista de compras</w:t>
-            </w:r>
-          </w:p>
-        </w:tc>
       </w:tr>
       <w:tr>
         <w:tc>
@@ -2713,28 +1995,6 @@
               <w:jc w:val="left"/>
             </w:pPr>
             <w:r>
-              <w:t xml:space="preserve">bütçe</w:t>
-            </w:r>
-          </w:p>
-        </w:tc>
-        <w:tc>
-          <w:p>
-            <w:pPr>
-              <w:pStyle w:val="Compact"/>
-              <w:jc w:val="left"/>
-            </w:pPr>
-            <w:r>
-              <w:t xml:space="preserve">orçamento</w:t>
-            </w:r>
-          </w:p>
-        </w:tc>
-        <w:tc>
-          <w:p>
-            <w:pPr>
-              <w:pStyle w:val="Compact"/>
-              <w:jc w:val="left"/>
-            </w:pPr>
-            <w:r>
               <w:t xml:space="preserve">presupuesto</w:t>
             </w:r>
           </w:p>
@@ -2792,28 +2052,6 @@
               <w:jc w:val="left"/>
             </w:pPr>
             <w:r>
-              <w:t xml:space="preserve">ilk giren ilk çıkar (FIFO)</w:t>
-            </w:r>
-          </w:p>
-        </w:tc>
-        <w:tc>
-          <w:p>
-            <w:pPr>
-              <w:pStyle w:val="Compact"/>
-              <w:jc w:val="left"/>
-            </w:pPr>
-            <w:r>
-              <w:t xml:space="preserve">primeiro a entrar, primeiro a sair (FIFO)</w:t>
-            </w:r>
-          </w:p>
-        </w:tc>
-        <w:tc>
-          <w:p>
-            <w:pPr>
-              <w:pStyle w:val="Compact"/>
-              <w:jc w:val="left"/>
-            </w:pPr>
-            <w:r>
               <w:t xml:space="preserve">primero en entrar, primero en salir (FIFO)</w:t>
             </w:r>
           </w:p>
@@ -2871,28 +2109,6 @@
               <w:jc w:val="left"/>
             </w:pPr>
             <w:r>
-              <w:t xml:space="preserve">son kullanma tarihi</w:t>
-            </w:r>
-          </w:p>
-        </w:tc>
-        <w:tc>
-          <w:p>
-            <w:pPr>
-              <w:pStyle w:val="Compact"/>
-              <w:jc w:val="left"/>
-            </w:pPr>
-            <w:r>
-              <w:t xml:space="preserve">consumir até</w:t>
-            </w:r>
-          </w:p>
-        </w:tc>
-        <w:tc>
-          <w:p>
-            <w:pPr>
-              <w:pStyle w:val="Compact"/>
-              <w:jc w:val="left"/>
-            </w:pPr>
-            <w:r>
               <w:t xml:space="preserve">fecha de caducidad (consumir antes de)</w:t>
             </w:r>
           </w:p>
@@ -2950,28 +2166,6 @@
               <w:jc w:val="left"/>
             </w:pPr>
             <w:r>
-              <w:t xml:space="preserve">tavsiye edilen tüketim tarihi</w:t>
-            </w:r>
-          </w:p>
-        </w:tc>
-        <w:tc>
-          <w:p>
-            <w:pPr>
-              <w:pStyle w:val="Compact"/>
-              <w:jc w:val="left"/>
-            </w:pPr>
-            <w:r>
-              <w:t xml:space="preserve">melhor antes de (validade de qualidade)</w:t>
-            </w:r>
-          </w:p>
-        </w:tc>
-        <w:tc>
-          <w:p>
-            <w:pPr>
-              <w:pStyle w:val="Compact"/>
-              <w:jc w:val="left"/>
-            </w:pPr>
-            <w:r>
               <w:t xml:space="preserve">consumir preferentemente antes de</w:t>
             </w:r>
           </w:p>
@@ -3029,32 +2223,10 @@
               <w:jc w:val="left"/>
             </w:pPr>
             <w:r>
-              <w:t xml:space="preserve">artan yemek</w:t>
-            </w:r>
-          </w:p>
-        </w:tc>
-        <w:tc>
-          <w:p>
-            <w:pPr>
-              <w:pStyle w:val="Compact"/>
-              <w:jc w:val="left"/>
-            </w:pPr>
-            <w:r>
               <w:t xml:space="preserve">sobras</w:t>
             </w:r>
           </w:p>
         </w:tc>
-        <w:tc>
-          <w:p>
-            <w:pPr>
-              <w:pStyle w:val="Compact"/>
-              <w:jc w:val="left"/>
-            </w:pPr>
-            <w:r>
-              <w:t xml:space="preserve">sobras</w:t>
-            </w:r>
-          </w:p>
-        </w:tc>
       </w:tr>
       <w:tr>
         <w:tc>
@@ -3108,28 +2280,6 @@
               <w:jc w:val="left"/>
             </w:pPr>
             <w:r>
-              <w:t xml:space="preserve">menü</w:t>
-            </w:r>
-          </w:p>
-        </w:tc>
-        <w:tc>
-          <w:p>
-            <w:pPr>
-              <w:pStyle w:val="Compact"/>
-              <w:jc w:val="left"/>
-            </w:pPr>
-            <w:r>
-              <w:t xml:space="preserve">cardápio (menu)</w:t>
-            </w:r>
-          </w:p>
-        </w:tc>
-        <w:tc>
-          <w:p>
-            <w:pPr>
-              <w:pStyle w:val="Compact"/>
-              <w:jc w:val="left"/>
-            </w:pPr>
-            <w:r>
               <w:t xml:space="preserve">menú</w:t>
             </w:r>
           </w:p>
@@ -3187,28 +2337,6 @@
               <w:jc w:val="left"/>
             </w:pPr>
             <w:r>
-              <w:t xml:space="preserve">sunum (ikna edici kısa konuşma)</w:t>
-            </w:r>
-          </w:p>
-        </w:tc>
-        <w:tc>
-          <w:p>
-            <w:pPr>
-              <w:pStyle w:val="Compact"/>
-              <w:jc w:val="left"/>
-            </w:pPr>
-            <w:r>
-              <w:t xml:space="preserve">apresentação de venda (pitch)</w:t>
-            </w:r>
-          </w:p>
-        </w:tc>
-        <w:tc>
-          <w:p>
-            <w:pPr>
-              <w:pStyle w:val="Compact"/>
-              <w:jc w:val="left"/>
-            </w:pPr>
-            <w:r>
               <w:t xml:space="preserve">presentación (pitch)</w:t>
             </w:r>
           </w:p>
@@ -3266,28 +2394,6 @@
               <w:jc w:val="left"/>
             </w:pPr>
             <w:r>
-              <w:t xml:space="preserve">diyetisyen</w:t>
-            </w:r>
-          </w:p>
-        </w:tc>
-        <w:tc>
-          <w:p>
-            <w:pPr>
-              <w:pStyle w:val="Compact"/>
-              <w:jc w:val="left"/>
-            </w:pPr>
-            <w:r>
-              <w:t xml:space="preserve">nutricionista</w:t>
-            </w:r>
-          </w:p>
-        </w:tc>
-        <w:tc>
-          <w:p>
-            <w:pPr>
-              <w:pStyle w:val="Compact"/>
-              <w:jc w:val="left"/>
-            </w:pPr>
-            <w:r>
               <w:t xml:space="preserve">dietista (nutricionista)</w:t>
             </w:r>
           </w:p>
@@ -3335,28 +2441,6 @@
             </w:pPr>
             <w:r>
               <w:t xml:space="preserve">Having to do with cooking and the kitchen. A culinary career is a cooking career.</w:t>
-            </w:r>
-          </w:p>
-        </w:tc>
-        <w:tc>
-          <w:p>
-            <w:pPr>
-              <w:pStyle w:val="Compact"/>
-              <w:jc w:val="left"/>
-            </w:pPr>
-            <w:r>
-              <w:t xml:space="preserve">mutfak sanatlarıyla ilgili</w:t>
-            </w:r>
-          </w:p>
-        </w:tc>
-        <w:tc>
-          <w:p>
-            <w:pPr>
-              <w:pStyle w:val="Compact"/>
-              <w:jc w:val="left"/>
-            </w:pPr>
-            <w:r>
-              <w:t xml:space="preserve">culinário</w:t>
             </w:r>
           </w:p>
         </w:tc>
@@ -3404,14 +2488,12 @@
     <w:tbl>
       <w:tblPr>
         <w:tblStyle w:val="Table"/>
-        <w:tblW w:type="pct" w:w="5000.0"/>
+        <w:tblW w:type="pct" w:w="5000"/>
         <w:tblLook w:firstRow="1"/>
       </w:tblPr>
       <w:tblGrid>
-        <w:gridCol w:w="1980"/>
-        <w:gridCol w:w="1980"/>
-        <w:gridCol w:w="1980"/>
-        <w:gridCol w:w="1980"/>
+        <w:gridCol w:w="4680"/>
+        <w:gridCol w:w="4680"/>
       </w:tblGrid>
       <w:tr>
         <w:trPr>
@@ -3419,6 +2501,7 @@
         </w:trPr>
         <w:tc>
           <w:tcPr>
+            <w:tcW w:type="dxa" w:w="4680"/>
             <w:tcBorders>
               <w:bottom w:val="single"/>
             </w:tcBorders>
@@ -3436,6 +2519,7 @@
         </w:tc>
         <w:tc>
           <w:tcPr>
+            <w:tcW w:type="dxa" w:w="4680"/>
             <w:tcBorders>
               <w:bottom w:val="single"/>
             </w:tcBorders>
@@ -3447,47 +2531,16 @@
               <w:jc w:val="left"/>
             </w:pPr>
             <w:r>
-              <w:t xml:space="preserve">Turkish</w:t>
-            </w:r>
-          </w:p>
-        </w:tc>
+              <w:t xml:space="preserve">Spanish</w:t>
+            </w:r>
+          </w:p>
+        </w:tc>
+      </w:tr>
+      <w:tr>
         <w:tc>
           <w:tcPr>
-            <w:tcBorders>
-              <w:bottom w:val="single"/>
-            </w:tcBorders>
-            <w:vAlign w:val="bottom"/>
+            <w:tcW w:type="dxa" w:w="4680"/>
           </w:tcPr>
-          <w:p>
-            <w:pPr>
-              <w:pStyle w:val="Compact"/>
-              <w:jc w:val="left"/>
-            </w:pPr>
-            <w:r>
-              <w:t xml:space="preserve">Portuguese</w:t>
-            </w:r>
-          </w:p>
-        </w:tc>
-        <w:tc>
-          <w:tcPr>
-            <w:tcBorders>
-              <w:bottom w:val="single"/>
-            </w:tcBorders>
-            <w:vAlign w:val="bottom"/>
-          </w:tcPr>
-          <w:p>
-            <w:pPr>
-              <w:pStyle w:val="Compact"/>
-              <w:jc w:val="left"/>
-            </w:pPr>
-            <w:r>
-              <w:t xml:space="preserve">Spanish</w:t>
-            </w:r>
-          </w:p>
-        </w:tc>
-      </w:tr>
-      <w:tr>
-        <w:tc>
           <w:p>
             <w:pPr>
               <w:pStyle w:val="Compact"/>
@@ -3519,13 +2572,16 @@
           </w:p>
         </w:tc>
         <w:tc>
-          <w:p>
-            <w:pPr>
-              <w:pStyle w:val="Compact"/>
-              <w:jc w:val="left"/>
-            </w:pPr>
-            <w:r>
-              <w:t xml:space="preserve">Bugün benim görevim</w:t>
+          <w:tcPr>
+            <w:tcW w:type="dxa" w:w="4680"/>
+          </w:tcPr>
+          <w:p>
+            <w:pPr>
+              <w:pStyle w:val="Compact"/>
+              <w:jc w:val="left"/>
+            </w:pPr>
+            <w:r>
+              <w:t xml:space="preserve">Hoy mi trabajo es</w:t>
             </w:r>
             <w:r>
               <w:t xml:space="preserve"> </w:t>
@@ -3535,7 +2591,7 @@
                 <w:i/>
                 <w:b/>
               </w:rPr>
-              <w:t xml:space="preserve">. Bana</w:t>
+              <w:t xml:space="preserve">. Necesito</w:t>
             </w:r>
             <w:r>
               <w:rPr>
@@ -3545,78 +2601,16 @@
               <w:t xml:space="preserve"> </w:t>
             </w:r>
             <w:r>
-              <w:t xml:space="preserve"> </w:t>
-            </w:r>
-            <w:r>
-              <w:t xml:space="preserve">lazım.</w:t>
-            </w:r>
-          </w:p>
-        </w:tc>
-        <w:tc>
-          <w:p>
-            <w:pPr>
-              <w:pStyle w:val="Compact"/>
-              <w:jc w:val="left"/>
-            </w:pPr>
-            <w:r>
-              <w:t xml:space="preserve">Hoje a minha função é</w:t>
-            </w:r>
-            <w:r>
-              <w:t xml:space="preserve"> </w:t>
-            </w:r>
-            <w:r>
-              <w:rPr>
-                <w:i/>
-                <w:b/>
-              </w:rPr>
-              <w:t xml:space="preserve">. Eu preciso de</w:t>
-            </w:r>
-            <w:r>
-              <w:rPr>
-                <w:i/>
-                <w:b/>
-              </w:rPr>
-              <w:t xml:space="preserve"> </w:t>
-            </w:r>
-            <w:r>
               <w:t xml:space="preserve">.</w:t>
             </w:r>
           </w:p>
         </w:tc>
-        <w:tc>
-          <w:p>
-            <w:pPr>
-              <w:pStyle w:val="Compact"/>
-              <w:jc w:val="left"/>
-            </w:pPr>
-            <w:r>
-              <w:t xml:space="preserve">Hoy mi trabajo es</w:t>
-            </w:r>
-            <w:r>
-              <w:t xml:space="preserve"> </w:t>
-            </w:r>
-            <w:r>
-              <w:rPr>
-                <w:i/>
-                <w:b/>
-              </w:rPr>
-              <w:t xml:space="preserve">. Necesito</w:t>
-            </w:r>
-            <w:r>
-              <w:rPr>
-                <w:i/>
-                <w:b/>
-              </w:rPr>
-              <w:t xml:space="preserve"> </w:t>
-            </w:r>
-            <w:r>
-              <w:t xml:space="preserve">.</w:t>
-            </w:r>
-          </w:p>
-        </w:tc>
-      </w:tr>
-      <w:tr>
-        <w:tc>
+      </w:tr>
+      <w:tr>
+        <w:tc>
+          <w:tcPr>
+            <w:tcW w:type="dxa" w:w="4680"/>
+          </w:tcPr>
           <w:p>
             <w:pPr>
               <w:pStyle w:val="Compact"/>
@@ -3628,28 +2622,9 @@
           </w:p>
         </w:tc>
         <w:tc>
-          <w:p>
-            <w:pPr>
-              <w:pStyle w:val="Compact"/>
-              <w:jc w:val="left"/>
-            </w:pPr>
-            <w:r>
-              <w:t xml:space="preserve">___ işini bitirdim. Sırada ne var?</w:t>
-            </w:r>
-          </w:p>
-        </w:tc>
-        <w:tc>
-          <w:p>
-            <w:pPr>
-              <w:pStyle w:val="Compact"/>
-              <w:jc w:val="left"/>
-            </w:pPr>
-            <w:r>
-              <w:t xml:space="preserve">Terminei ___. O que vem a seguir?</w:t>
-            </w:r>
-          </w:p>
-        </w:tc>
-        <w:tc>
+          <w:tcPr>
+            <w:tcW w:type="dxa" w:w="4680"/>
+          </w:tcPr>
           <w:p>
             <w:pPr>
               <w:pStyle w:val="Compact"/>
@@ -3663,6 +2638,9 @@
       </w:tr>
       <w:tr>
         <w:tc>
+          <w:tcPr>
+            <w:tcW w:type="dxa" w:w="4680"/>
+          </w:tcPr>
           <w:p>
             <w:pPr>
               <w:pStyle w:val="Compact"/>
@@ -3674,28 +2652,9 @@
           </w:p>
         </w:tc>
         <w:tc>
-          <w:p>
-            <w:pPr>
-              <w:pStyle w:val="Compact"/>
-              <w:jc w:val="left"/>
-            </w:pPr>
-            <w:r>
-              <w:t xml:space="preserve">Bana ___ nasıl yapılır gösterir misin?</w:t>
-            </w:r>
-          </w:p>
-        </w:tc>
-        <w:tc>
-          <w:p>
-            <w:pPr>
-              <w:pStyle w:val="Compact"/>
-              <w:jc w:val="left"/>
-            </w:pPr>
-            <w:r>
-              <w:t xml:space="preserve">Você pode me mostrar como ___?</w:t>
-            </w:r>
-          </w:p>
-        </w:tc>
-        <w:tc>
+          <w:tcPr>
+            <w:tcW w:type="dxa" w:w="4680"/>
+          </w:tcPr>
           <w:p>
             <w:pPr>
               <w:pStyle w:val="Compact"/>
@@ -3709,6 +2668,9 @@
       </w:tr>
       <w:tr>
         <w:tc>
+          <w:tcPr>
+            <w:tcW w:type="dxa" w:w="4680"/>
+          </w:tcPr>
           <w:p>
             <w:pPr>
               <w:pStyle w:val="Compact"/>
@@ -3720,28 +2682,9 @@
           </w:p>
         </w:tc>
         <w:tc>
-          <w:p>
-            <w:pPr>
-              <w:pStyle w:val="Compact"/>
-              <w:jc w:val="left"/>
-            </w:pPr>
-            <w:r>
-              <w:t xml:space="preserve">Dur. Bu güvenli değil çünkü ___.</w:t>
-            </w:r>
-          </w:p>
-        </w:tc>
-        <w:tc>
-          <w:p>
-            <w:pPr>
-              <w:pStyle w:val="Compact"/>
-              <w:jc w:val="left"/>
-            </w:pPr>
-            <w:r>
-              <w:t xml:space="preserve">Pare. Isso não é seguro porque ___.</w:t>
-            </w:r>
-          </w:p>
-        </w:tc>
-        <w:tc>
+          <w:tcPr>
+            <w:tcW w:type="dxa" w:w="4680"/>
+          </w:tcPr>
           <w:p>
             <w:pPr>
               <w:pStyle w:val="Compact"/>
@@ -3771,10 +2714,8 @@
         <w:tblLook w:firstRow="1"/>
       </w:tblPr>
       <w:tblGrid>
-        <w:gridCol w:w="1980"/>
-        <w:gridCol w:w="1980"/>
-        <w:gridCol w:w="1980"/>
-        <w:gridCol w:w="1980"/>
+        <w:gridCol w:w="3960"/>
+        <w:gridCol w:w="3960"/>
       </w:tblGrid>
       <w:tr>
         <w:trPr>
@@ -3810,40 +2751,6 @@
               <w:jc w:val="left"/>
             </w:pPr>
             <w:r>
-              <w:t xml:space="preserve">Turkish</w:t>
-            </w:r>
-          </w:p>
-        </w:tc>
-        <w:tc>
-          <w:tcPr>
-            <w:tcBorders>
-              <w:bottom w:val="single"/>
-            </w:tcBorders>
-            <w:vAlign w:val="bottom"/>
-          </w:tcPr>
-          <w:p>
-            <w:pPr>
-              <w:pStyle w:val="Compact"/>
-              <w:jc w:val="left"/>
-            </w:pPr>
-            <w:r>
-              <w:t xml:space="preserve">Portuguese</w:t>
-            </w:r>
-          </w:p>
-        </w:tc>
-        <w:tc>
-          <w:tcPr>
-            <w:tcBorders>
-              <w:bottom w:val="single"/>
-            </w:tcBorders>
-            <w:vAlign w:val="bottom"/>
-          </w:tcPr>
-          <w:p>
-            <w:pPr>
-              <w:pStyle w:val="Compact"/>
-              <w:jc w:val="left"/>
-            </w:pPr>
-            <w:r>
               <w:t xml:space="preserve">Spanish</w:t>
             </w:r>
           </w:p>
@@ -3868,28 +2775,6 @@
               <w:jc w:val="left"/>
             </w:pPr>
             <w:r>
-              <w:t xml:space="preserve">___ hoşuma gitti çünkü ___.</w:t>
-            </w:r>
-          </w:p>
-        </w:tc>
-        <w:tc>
-          <w:p>
-            <w:pPr>
-              <w:pStyle w:val="Compact"/>
-              <w:jc w:val="left"/>
-            </w:pPr>
-            <w:r>
-              <w:t xml:space="preserve">Gostei de ___ porque ___.</w:t>
-            </w:r>
-          </w:p>
-        </w:tc>
-        <w:tc>
-          <w:p>
-            <w:pPr>
-              <w:pStyle w:val="Compact"/>
-              <w:jc w:val="left"/>
-            </w:pPr>
-            <w:r>
               <w:t xml:space="preserve">Me gustó ___ porque ___.</w:t>
             </w:r>
           </w:p>
@@ -3914,28 +2799,6 @@
               <w:jc w:val="left"/>
             </w:pPr>
             <w:r>
-              <w:t xml:space="preserve">Bir dahaki sefere ___ dene.</w:t>
-            </w:r>
-          </w:p>
-        </w:tc>
-        <w:tc>
-          <w:p>
-            <w:pPr>
-              <w:pStyle w:val="Compact"/>
-              <w:jc w:val="left"/>
-            </w:pPr>
-            <w:r>
-              <w:t xml:space="preserve">Da próxima vez, tente ___.</w:t>
-            </w:r>
-          </w:p>
-        </w:tc>
-        <w:tc>
-          <w:p>
-            <w:pPr>
-              <w:pStyle w:val="Compact"/>
-              <w:jc w:val="left"/>
-            </w:pPr>
-            <w:r>
               <w:t xml:space="preserve">La próxima vez, prueba ___.</w:t>
             </w:r>
           </w:p>
@@ -3950,28 +2813,6 @@
             </w:pPr>
             <w:r>
               <w:t xml:space="preserve">Your math is right. / I think there is a mistake in ___.</w:t>
-            </w:r>
-          </w:p>
-        </w:tc>
-        <w:tc>
-          <w:p>
-            <w:pPr>
-              <w:pStyle w:val="Compact"/>
-              <w:jc w:val="left"/>
-            </w:pPr>
-            <w:r>
-              <w:t xml:space="preserve">Hesabın doğru. / Bence ___ kısmında bir hata var.</w:t>
-            </w:r>
-          </w:p>
-        </w:tc>
-        <w:tc>
-          <w:p>
-            <w:pPr>
-              <w:pStyle w:val="Compact"/>
-              <w:jc w:val="left"/>
-            </w:pPr>
-            <w:r>
-              <w:t xml:space="preserve">A sua conta está certa. / Acho que há um erro em ___.</w:t>
             </w:r>
           </w:p>
         </w:tc>
@@ -4005,10 +2846,8 @@
         <w:tblLook w:firstRow="1"/>
       </w:tblPr>
       <w:tblGrid>
-        <w:gridCol w:w="1980"/>
-        <w:gridCol w:w="1980"/>
-        <w:gridCol w:w="1980"/>
-        <w:gridCol w:w="1980"/>
+        <w:gridCol w:w="3960"/>
+        <w:gridCol w:w="3960"/>
       </w:tblGrid>
       <w:tr>
         <w:trPr>
@@ -4044,40 +2883,6 @@
               <w:jc w:val="left"/>
             </w:pPr>
             <w:r>
-              <w:t xml:space="preserve">Turkish</w:t>
-            </w:r>
-          </w:p>
-        </w:tc>
-        <w:tc>
-          <w:tcPr>
-            <w:tcBorders>
-              <w:bottom w:val="single"/>
-            </w:tcBorders>
-            <w:vAlign w:val="bottom"/>
-          </w:tcPr>
-          <w:p>
-            <w:pPr>
-              <w:pStyle w:val="Compact"/>
-              <w:jc w:val="left"/>
-            </w:pPr>
-            <w:r>
-              <w:t xml:space="preserve">Portuguese</w:t>
-            </w:r>
-          </w:p>
-        </w:tc>
-        <w:tc>
-          <w:tcPr>
-            <w:tcBorders>
-              <w:bottom w:val="single"/>
-            </w:tcBorders>
-            <w:vAlign w:val="bottom"/>
-          </w:tcPr>
-          <w:p>
-            <w:pPr>
-              <w:pStyle w:val="Compact"/>
-              <w:jc w:val="left"/>
-            </w:pPr>
-            <w:r>
               <w:t xml:space="preserve">Spanish</w:t>
             </w:r>
           </w:p>
@@ -4118,67 +2923,6 @@
               <w:jc w:val="left"/>
             </w:pPr>
             <w:r>
-              <w:t xml:space="preserve">Bizim yemeğimiz</w:t>
-            </w:r>
-            <w:r>
-              <w:t xml:space="preserve"> </w:t>
-            </w:r>
-            <w:r>
-              <w:rPr>
-                <w:i/>
-                <w:b/>
-              </w:rPr>
-              <w:t xml:space="preserve">. Dört kişi için</w:t>
-            </w:r>
-            <w:r>
-              <w:rPr>
-                <w:i/>
-                <w:b/>
-              </w:rPr>
-              <w:t xml:space="preserve"> </w:t>
-            </w:r>
-            <w:r>
-              <w:t xml:space="preserve"> </w:t>
-            </w:r>
-            <w:r>
-              <w:t xml:space="preserve">dolar.</w:t>
-            </w:r>
-          </w:p>
-        </w:tc>
-        <w:tc>
-          <w:p>
-            <w:pPr>
-              <w:pStyle w:val="Compact"/>
-              <w:jc w:val="left"/>
-            </w:pPr>
-            <w:r>
-              <w:t xml:space="preserve">A nossa refeição é</w:t>
-            </w:r>
-            <w:r>
-              <w:t xml:space="preserve"> </w:t>
-            </w:r>
-            <w:r>
-              <w:rPr>
-                <w:i/>
-                <w:b/>
-              </w:rPr>
-              <w:t xml:space="preserve">. Custa $</w:t>
-            </w:r>
-            <w:r>
-              <w:t xml:space="preserve"> </w:t>
-            </w:r>
-            <w:r>
-              <w:t xml:space="preserve">para quatro pessoas.</w:t>
-            </w:r>
-          </w:p>
-        </w:tc>
-        <w:tc>
-          <w:p>
-            <w:pPr>
-              <w:pStyle w:val="Compact"/>
-              <w:jc w:val="left"/>
-            </w:pPr>
-            <w:r>
               <w:t xml:space="preserve">Nuestra comida es</w:t>
             </w:r>
             <w:r>
@@ -4219,28 +2963,6 @@
               <w:jc w:val="left"/>
             </w:pPr>
             <w:r>
-              <w:t xml:space="preserve">Sağlıklı çünkü içinde ___ var.</w:t>
-            </w:r>
-          </w:p>
-        </w:tc>
-        <w:tc>
-          <w:p>
-            <w:pPr>
-              <w:pStyle w:val="Compact"/>
-              <w:jc w:val="left"/>
-            </w:pPr>
-            <w:r>
-              <w:t xml:space="preserve">É saudável porque tem ___.</w:t>
-            </w:r>
-          </w:p>
-        </w:tc>
-        <w:tc>
-          <w:p>
-            <w:pPr>
-              <w:pStyle w:val="Compact"/>
-              <w:jc w:val="left"/>
-            </w:pPr>
-            <w:r>
               <w:t xml:space="preserve">Es saludable porque tiene ___.</w:t>
             </w:r>
           </w:p>
@@ -4265,28 +2987,6 @@
               <w:jc w:val="left"/>
             </w:pPr>
             <w:r>
-              <w:t xml:space="preserve">Ailemiz için uygun çünkü ___.</w:t>
-            </w:r>
-          </w:p>
-        </w:tc>
-        <w:tc>
-          <w:p>
-            <w:pPr>
-              <w:pStyle w:val="Compact"/>
-              <w:jc w:val="left"/>
-            </w:pPr>
-            <w:r>
-              <w:t xml:space="preserve">Funciona para a nossa família porque ___.</w:t>
-            </w:r>
-          </w:p>
-        </w:tc>
-        <w:tc>
-          <w:p>
-            <w:pPr>
-              <w:pStyle w:val="Compact"/>
-              <w:jc w:val="left"/>
-            </w:pPr>
-            <w:r>
               <w:t xml:space="preserve">Funciona para nuestra familia porque ___.</w:t>
             </w:r>
           </w:p>
@@ -4301,28 +3001,6 @@
             </w:pPr>
             <w:r>
               <w:t xml:space="preserve">You should pick our meal because ___.</w:t>
-            </w:r>
-          </w:p>
-        </w:tc>
-        <w:tc>
-          <w:p>
-            <w:pPr>
-              <w:pStyle w:val="Compact"/>
-              <w:jc w:val="left"/>
-            </w:pPr>
-            <w:r>
-              <w:t xml:space="preserve">Bizim yemeğimizi seçmelisiniz çünkü ___.</w:t>
-            </w:r>
-          </w:p>
-        </w:tc>
-        <w:tc>
-          <w:p>
-            <w:pPr>
-              <w:pStyle w:val="Compact"/>
-              <w:jc w:val="left"/>
-            </w:pPr>
-            <w:r>
-              <w:t xml:space="preserve">Você deve escolher a nossa refeição porque ___.</w:t>
             </w:r>
           </w:p>
         </w:tc>
@@ -4342,7 +3020,7 @@
     <w:sectPr>
       <w:headerReference w:type="default" r:id="rId9"/>
       <w:pgSz w:w="12240" w:h="15840"/>
-      <w:pgMar w:top="1440" w:bottom="1440" w:left="1440" w:right="1440" w:header="504"/>
+      <w:pgMar w:top="1296" w:bottom="1296" w:left="1296" w:right="1296" w:header="504"/>
     </w:sectPr>
   </w:body>
 </w:document>
